--- a/backend/Database Design.docx
+++ b/backend/Database Design.docx
@@ -24,7 +24,6 @@
           <w:numId w:val="1"/>
         </w:numPr>
       </w:pPr>
-      <w:proofErr w:type="spellStart"/>
       <w:r>
         <w:rPr>
           <w:b/>
@@ -32,7 +31,6 @@
         </w:rPr>
         <w:t>CustomUser</w:t>
       </w:r>
-      <w:proofErr w:type="spellEnd"/>
       <w:r>
         <w:t xml:space="preserve"> (already exists): Handles registration, login credentials, and OTP management.</w:t>
       </w:r>
@@ -44,7 +42,6 @@
           <w:numId w:val="1"/>
         </w:numPr>
       </w:pPr>
-      <w:proofErr w:type="spellStart"/>
       <w:r>
         <w:rPr>
           <w:b/>
@@ -52,17 +49,8 @@
         </w:rPr>
         <w:t>UserProfile</w:t>
       </w:r>
-      <w:proofErr w:type="spellEnd"/>
-      <w:r>
-        <w:t xml:space="preserve"> (already exists): Stores user details like username, email, bio, and profile picture, linked to </w:t>
-      </w:r>
-      <w:proofErr w:type="spellStart"/>
-      <w:r>
-        <w:t>CustomUser</w:t>
-      </w:r>
-      <w:proofErr w:type="spellEnd"/>
-      <w:r>
-        <w:t xml:space="preserve"> by a foreign key.</w:t>
+      <w:r>
+        <w:t xml:space="preserve"> (already exists): Stores user details like username, email, bio, and profile picture, linked to CustomUser by a foreign key.</w:t>
       </w:r>
     </w:p>
     <w:p>
@@ -146,13 +134,8 @@
           <w:numId w:val="2"/>
         </w:numPr>
       </w:pPr>
-      <w:proofErr w:type="spellStart"/>
-      <w:r>
-        <w:t>publication_year</w:t>
-      </w:r>
-      <w:proofErr w:type="spellEnd"/>
-      <w:r>
-        <w:t>: Year the book was published.</w:t>
+      <w:r>
+        <w:t>publication_year: Year the book was published.</w:t>
       </w:r>
     </w:p>
     <w:p>
@@ -162,13 +145,8 @@
           <w:numId w:val="2"/>
         </w:numPr>
       </w:pPr>
-      <w:proofErr w:type="spellStart"/>
-      <w:r>
-        <w:t>cover_image</w:t>
-      </w:r>
-      <w:proofErr w:type="spellEnd"/>
-      <w:r>
-        <w:t>: URL/path for the book cover image.</w:t>
+      <w:r>
+        <w:t>cover_image: URL/path for the book cover image.</w:t>
       </w:r>
     </w:p>
     <w:p>
@@ -178,21 +156,8 @@
           <w:numId w:val="2"/>
         </w:numPr>
       </w:pPr>
-      <w:proofErr w:type="spellStart"/>
-      <w:r>
-        <w:t>average_rating</w:t>
-      </w:r>
-      <w:proofErr w:type="spellEnd"/>
-      <w:r>
-        <w:t xml:space="preserve">: Calculated field based on ratings from </w:t>
-      </w:r>
-      <w:proofErr w:type="spellStart"/>
-      <w:r>
-        <w:t>BookReview</w:t>
-      </w:r>
-      <w:proofErr w:type="spellEnd"/>
-      <w:r>
-        <w:t>.</w:t>
+      <w:r>
+        <w:t>average_rating: Calculated field based on ratings from BookReview.</w:t>
       </w:r>
     </w:p>
     <w:p>
@@ -202,7 +167,6 @@
           <w:numId w:val="2"/>
         </w:numPr>
       </w:pPr>
-      <w:proofErr w:type="spellStart"/>
       <w:r>
         <w:rPr>
           <w:b/>
@@ -210,10 +174,21 @@
         </w:rPr>
         <w:t>BookSubmission</w:t>
       </w:r>
-      <w:proofErr w:type="spellEnd"/>
       <w:r>
         <w:t xml:space="preserve"> (optional, for admin approval)</w:t>
       </w:r>
+      <w:r>
+        <w:t xml:space="preserve">     ----------------------</w:t>
+      </w:r>
+      <w:r>
+        <w:sym w:font="Wingdings" w:char="F0E0"/>
+      </w:r>
+      <w:r>
+        <w:t xml:space="preserve"> Not Needed</w:t>
+      </w:r>
+      <w:r>
+        <w:t>!!</w:t>
+      </w:r>
     </w:p>
     <w:p>
       <w:pPr>
@@ -233,13 +208,8 @@
           <w:numId w:val="2"/>
         </w:numPr>
       </w:pPr>
-      <w:proofErr w:type="spellStart"/>
-      <w:r>
-        <w:t>book_id</w:t>
-      </w:r>
-      <w:proofErr w:type="spellEnd"/>
-      <w:r>
-        <w:t xml:space="preserve"> (FK): References Book.</w:t>
+      <w:r>
+        <w:t>book_id (FK): References Book.</w:t>
       </w:r>
     </w:p>
     <w:p>
@@ -249,21 +219,8 @@
           <w:numId w:val="2"/>
         </w:numPr>
       </w:pPr>
-      <w:proofErr w:type="spellStart"/>
-      <w:r>
-        <w:t>submitted_by</w:t>
-      </w:r>
-      <w:proofErr w:type="spellEnd"/>
-      <w:r>
-        <w:t xml:space="preserve"> (FK to </w:t>
-      </w:r>
-      <w:proofErr w:type="spellStart"/>
-      <w:r>
-        <w:t>CustomUser</w:t>
-      </w:r>
-      <w:proofErr w:type="spellEnd"/>
-      <w:r>
-        <w:t>): User who submitted the book.</w:t>
+      <w:r>
+        <w:t>submitted_by (FK to CustomUser): User who submitted the book.</w:t>
       </w:r>
     </w:p>
     <w:p>
@@ -284,13 +241,8 @@
           <w:numId w:val="2"/>
         </w:numPr>
       </w:pPr>
-      <w:proofErr w:type="spellStart"/>
-      <w:r>
-        <w:t>submitted_on</w:t>
-      </w:r>
-      <w:proofErr w:type="spellEnd"/>
-      <w:r>
-        <w:t>: Timestamp of submission.</w:t>
+      <w:r>
+        <w:t>submitted_on: Timestamp of submission.</w:t>
       </w:r>
     </w:p>
     <w:p>
@@ -315,7 +267,6 @@
           <w:numId w:val="3"/>
         </w:numPr>
       </w:pPr>
-      <w:proofErr w:type="spellStart"/>
       <w:r>
         <w:rPr>
           <w:b/>
@@ -323,7 +274,6 @@
         </w:rPr>
         <w:t>BookReview</w:t>
       </w:r>
-      <w:proofErr w:type="spellEnd"/>
     </w:p>
     <w:p>
       <w:pPr>
@@ -343,13 +293,8 @@
           <w:numId w:val="3"/>
         </w:numPr>
       </w:pPr>
-      <w:proofErr w:type="spellStart"/>
-      <w:r>
-        <w:t>book_id</w:t>
-      </w:r>
-      <w:proofErr w:type="spellEnd"/>
-      <w:r>
-        <w:t xml:space="preserve"> (FK): References Book.</w:t>
+      <w:r>
+        <w:t>book_id (FK): References Book.</w:t>
       </w:r>
     </w:p>
     <w:p>
@@ -359,21 +304,8 @@
           <w:numId w:val="3"/>
         </w:numPr>
       </w:pPr>
-      <w:proofErr w:type="spellStart"/>
-      <w:r>
-        <w:t>user_id</w:t>
-      </w:r>
-      <w:proofErr w:type="spellEnd"/>
-      <w:r>
-        <w:t xml:space="preserve"> (FK to </w:t>
-      </w:r>
-      <w:proofErr w:type="spellStart"/>
-      <w:r>
-        <w:t>CustomUser</w:t>
-      </w:r>
-      <w:proofErr w:type="spellEnd"/>
-      <w:r>
-        <w:t>): User who posted the review.</w:t>
+      <w:r>
+        <w:t>user_id (FK to CustomUser): User who posted the review.</w:t>
       </w:r>
     </w:p>
     <w:p>
@@ -416,13 +348,8 @@
           <w:numId w:val="3"/>
         </w:numPr>
       </w:pPr>
-      <w:proofErr w:type="spellStart"/>
-      <w:r>
-        <w:t>created_on</w:t>
-      </w:r>
-      <w:proofErr w:type="spellEnd"/>
-      <w:r>
-        <w:t>: Timestamp of creation.</w:t>
+      <w:r>
+        <w:t>created_on: Timestamp of creation.</w:t>
       </w:r>
     </w:p>
     <w:p>
@@ -432,13 +359,8 @@
           <w:numId w:val="3"/>
         </w:numPr>
       </w:pPr>
-      <w:proofErr w:type="spellStart"/>
-      <w:r>
-        <w:t>updated_on</w:t>
-      </w:r>
-      <w:proofErr w:type="spellEnd"/>
-      <w:r>
-        <w:t>: Timestamp of last update.</w:t>
+      <w:r>
+        <w:t>updated_on: Timestamp of last update.</w:t>
       </w:r>
     </w:p>
     <w:p>
@@ -448,7 +370,6 @@
           <w:numId w:val="3"/>
         </w:numPr>
       </w:pPr>
-      <w:proofErr w:type="spellStart"/>
       <w:r>
         <w:rPr>
           <w:b/>
@@ -456,7 +377,6 @@
         </w:rPr>
         <w:t>ReviewComment</w:t>
       </w:r>
-      <w:proofErr w:type="spellEnd"/>
     </w:p>
     <w:p>
       <w:pPr>
@@ -476,22 +396,9 @@
           <w:numId w:val="3"/>
         </w:numPr>
       </w:pPr>
-      <w:proofErr w:type="spellStart"/>
       <w:r>
         <w:lastRenderedPageBreak/>
-        <w:t>review_id</w:t>
-      </w:r>
-      <w:proofErr w:type="spellEnd"/>
-      <w:r>
-        <w:t xml:space="preserve"> (FK to </w:t>
-      </w:r>
-      <w:proofErr w:type="spellStart"/>
-      <w:r>
-        <w:t>BookReview</w:t>
-      </w:r>
-      <w:proofErr w:type="spellEnd"/>
-      <w:r>
-        <w:t>): References the reviewed book.</w:t>
+        <w:t>review_id (FK to BookReview): References the reviewed book.</w:t>
       </w:r>
     </w:p>
     <w:p>
@@ -501,21 +408,8 @@
           <w:numId w:val="3"/>
         </w:numPr>
       </w:pPr>
-      <w:proofErr w:type="spellStart"/>
-      <w:r>
-        <w:t>user_id</w:t>
-      </w:r>
-      <w:proofErr w:type="spellEnd"/>
-      <w:r>
-        <w:t xml:space="preserve"> (FK to </w:t>
-      </w:r>
-      <w:proofErr w:type="spellStart"/>
-      <w:r>
-        <w:t>CustomUser</w:t>
-      </w:r>
-      <w:proofErr w:type="spellEnd"/>
-      <w:r>
-        <w:t>): User commenting on the review.</w:t>
+      <w:r>
+        <w:t>user_id (FK to CustomUser): User commenting on the review.</w:t>
       </w:r>
     </w:p>
     <w:p>
@@ -536,13 +430,8 @@
           <w:numId w:val="3"/>
         </w:numPr>
       </w:pPr>
-      <w:proofErr w:type="spellStart"/>
-      <w:r>
-        <w:t>created_on</w:t>
-      </w:r>
-      <w:proofErr w:type="spellEnd"/>
-      <w:r>
-        <w:t>: Timestamp of creation.</w:t>
+      <w:r>
+        <w:t>created_on: Timestamp of creation.</w:t>
       </w:r>
     </w:p>
     <w:p>
@@ -567,7 +456,6 @@
           <w:numId w:val="4"/>
         </w:numPr>
       </w:pPr>
-      <w:proofErr w:type="spellStart"/>
       <w:r>
         <w:rPr>
           <w:b/>
@@ -575,7 +463,6 @@
         </w:rPr>
         <w:t>ReadingList</w:t>
       </w:r>
-      <w:proofErr w:type="spellEnd"/>
     </w:p>
     <w:p>
       <w:pPr>
@@ -595,21 +482,8 @@
           <w:numId w:val="4"/>
         </w:numPr>
       </w:pPr>
-      <w:proofErr w:type="spellStart"/>
-      <w:r>
-        <w:t>user_id</w:t>
-      </w:r>
-      <w:proofErr w:type="spellEnd"/>
-      <w:r>
-        <w:t xml:space="preserve"> (FK to </w:t>
-      </w:r>
-      <w:proofErr w:type="spellStart"/>
-      <w:r>
-        <w:t>CustomUser</w:t>
-      </w:r>
-      <w:proofErr w:type="spellEnd"/>
-      <w:r>
-        <w:t>): References the user.</w:t>
+      <w:r>
+        <w:t>user_id (FK to CustomUser): References the user.</w:t>
       </w:r>
     </w:p>
     <w:p>
@@ -620,15 +494,7 @@
         </w:numPr>
       </w:pPr>
       <w:r>
-        <w:t>name: Name of the reading list (e.g., "</w:t>
-      </w:r>
-      <w:proofErr w:type="spellStart"/>
-      <w:r>
-        <w:t>Favorite</w:t>
-      </w:r>
-      <w:proofErr w:type="spellEnd"/>
-      <w:r>
-        <w:t xml:space="preserve"> Books", "Currently Reading").</w:t>
+        <w:t>name: Name of the reading list (e.g., "Favorite Books", "Currently Reading").</w:t>
       </w:r>
     </w:p>
     <w:p>
@@ -638,13 +504,8 @@
           <w:numId w:val="4"/>
         </w:numPr>
       </w:pPr>
-      <w:proofErr w:type="spellStart"/>
-      <w:r>
-        <w:t>created_on</w:t>
-      </w:r>
-      <w:proofErr w:type="spellEnd"/>
-      <w:r>
-        <w:t>: Timestamp of creation.</w:t>
+      <w:r>
+        <w:t>created_on: Timestamp of creation.</w:t>
       </w:r>
     </w:p>
     <w:p>
@@ -654,7 +515,6 @@
           <w:numId w:val="4"/>
         </w:numPr>
       </w:pPr>
-      <w:proofErr w:type="spellStart"/>
       <w:r>
         <w:rPr>
           <w:b/>
@@ -662,7 +522,6 @@
         </w:rPr>
         <w:t>ReadingListBook</w:t>
       </w:r>
-      <w:proofErr w:type="spellEnd"/>
     </w:p>
     <w:p>
       <w:pPr>
@@ -682,21 +541,8 @@
           <w:numId w:val="4"/>
         </w:numPr>
       </w:pPr>
-      <w:proofErr w:type="spellStart"/>
-      <w:r>
-        <w:t>reading_list_id</w:t>
-      </w:r>
-      <w:proofErr w:type="spellEnd"/>
-      <w:r>
-        <w:t xml:space="preserve"> (FK to </w:t>
-      </w:r>
-      <w:proofErr w:type="spellStart"/>
-      <w:r>
-        <w:t>ReadingList</w:t>
-      </w:r>
-      <w:proofErr w:type="spellEnd"/>
-      <w:r>
-        <w:t>): References the reading list.</w:t>
+      <w:r>
+        <w:t>reading_list_id (FK to ReadingList): References the reading list.</w:t>
       </w:r>
     </w:p>
     <w:p>
@@ -706,13 +552,8 @@
           <w:numId w:val="4"/>
         </w:numPr>
       </w:pPr>
-      <w:proofErr w:type="spellStart"/>
-      <w:r>
-        <w:t>book_id</w:t>
-      </w:r>
-      <w:proofErr w:type="spellEnd"/>
-      <w:r>
-        <w:t xml:space="preserve"> (FK to Book): References the book in the list.</w:t>
+      <w:r>
+        <w:t>book_id (FK to Book): References the book in the list.</w:t>
       </w:r>
     </w:p>
     <w:p>
@@ -748,7 +589,6 @@
           <w:numId w:val="5"/>
         </w:numPr>
       </w:pPr>
-      <w:proofErr w:type="spellStart"/>
       <w:r>
         <w:rPr>
           <w:b/>
@@ -756,7 +596,6 @@
         </w:rPr>
         <w:t>DiscussionThread</w:t>
       </w:r>
-      <w:proofErr w:type="spellEnd"/>
     </w:p>
     <w:p>
       <w:pPr>
@@ -787,21 +626,8 @@
           <w:numId w:val="5"/>
         </w:numPr>
       </w:pPr>
-      <w:proofErr w:type="spellStart"/>
-      <w:r>
-        <w:t>created_by</w:t>
-      </w:r>
-      <w:proofErr w:type="spellEnd"/>
-      <w:r>
-        <w:t xml:space="preserve"> (FK to </w:t>
-      </w:r>
-      <w:proofErr w:type="spellStart"/>
-      <w:r>
-        <w:t>CustomUser</w:t>
-      </w:r>
-      <w:proofErr w:type="spellEnd"/>
-      <w:r>
-        <w:t>): User who created the thread.</w:t>
+      <w:r>
+        <w:t>created_by (FK to CustomUser): User who created the thread.</w:t>
       </w:r>
     </w:p>
     <w:p>
@@ -822,13 +648,8 @@
           <w:numId w:val="5"/>
         </w:numPr>
       </w:pPr>
-      <w:proofErr w:type="spellStart"/>
-      <w:r>
-        <w:t>created_on</w:t>
-      </w:r>
-      <w:proofErr w:type="spellEnd"/>
-      <w:r>
-        <w:t>: Timestamp of creation.</w:t>
+      <w:r>
+        <w:t>created_on: Timestamp of creation.</w:t>
       </w:r>
     </w:p>
     <w:p>
@@ -838,7 +659,6 @@
           <w:numId w:val="5"/>
         </w:numPr>
       </w:pPr>
-      <w:proofErr w:type="spellStart"/>
       <w:r>
         <w:rPr>
           <w:b/>
@@ -846,7 +666,6 @@
         </w:rPr>
         <w:t>ThreadComment</w:t>
       </w:r>
-      <w:proofErr w:type="spellEnd"/>
     </w:p>
     <w:p>
       <w:pPr>
@@ -866,21 +685,8 @@
           <w:numId w:val="5"/>
         </w:numPr>
       </w:pPr>
-      <w:proofErr w:type="spellStart"/>
-      <w:r>
-        <w:t>thread_id</w:t>
-      </w:r>
-      <w:proofErr w:type="spellEnd"/>
-      <w:r>
-        <w:t xml:space="preserve"> (FK to </w:t>
-      </w:r>
-      <w:proofErr w:type="spellStart"/>
-      <w:r>
-        <w:t>DiscussionThread</w:t>
-      </w:r>
-      <w:proofErr w:type="spellEnd"/>
-      <w:r>
-        <w:t>): References the discussion thread.</w:t>
+      <w:r>
+        <w:t>thread_id (FK to DiscussionThread): References the discussion thread.</w:t>
       </w:r>
     </w:p>
     <w:p>
@@ -890,21 +696,8 @@
           <w:numId w:val="5"/>
         </w:numPr>
       </w:pPr>
-      <w:proofErr w:type="spellStart"/>
-      <w:r>
-        <w:t>user_id</w:t>
-      </w:r>
-      <w:proofErr w:type="spellEnd"/>
-      <w:r>
-        <w:t xml:space="preserve"> (FK to </w:t>
-      </w:r>
-      <w:proofErr w:type="spellStart"/>
-      <w:r>
-        <w:t>CustomUser</w:t>
-      </w:r>
-      <w:proofErr w:type="spellEnd"/>
-      <w:r>
-        <w:t>): User commenting in the thread.</w:t>
+      <w:r>
+        <w:t>user_id (FK to CustomUser): User commenting in the thread.</w:t>
       </w:r>
     </w:p>
     <w:p>
@@ -925,13 +718,8 @@
           <w:numId w:val="5"/>
         </w:numPr>
       </w:pPr>
-      <w:proofErr w:type="spellStart"/>
-      <w:r>
-        <w:t>created_on</w:t>
-      </w:r>
-      <w:proofErr w:type="spellEnd"/>
-      <w:r>
-        <w:t>: Timestamp of creation.</w:t>
+      <w:r>
+        <w:t>created_on: Timestamp of creation.</w:t>
       </w:r>
     </w:p>
     <w:p/>
@@ -2313,6 +2101,7 @@
   <w:style w:type="character" w:default="1" w:styleId="DefaultParagraphFont">
     <w:name w:val="Default Paragraph Font"/>
     <w:uiPriority w:val="1"/>
+    <w:semiHidden/>
     <w:unhideWhenUsed/>
   </w:style>
   <w:style w:type="table" w:default="1" w:styleId="TableNormal">
